--- a/Backend/Director_Disclosure/Output_Disclosures/2024-25/KARAIKAL_PORT_PRIVATE_LIMITED/DIR-8/DIR8_DIPTI_SHAH_00071429.docx
+++ b/Backend/Director_Disclosure/Output_Disclosures/2024-25/KARAIKAL_PORT_PRIVATE_LIMITED/DIR-8/DIR8_DIPTI_SHAH_00071429.docx
@@ -402,7 +402,7 @@
                 <w:b w:val="0"/>
                 <w:sz w:val="23"/>
               </w:rPr>
-              <w:t>BHAGALPUR WASTE WATER LIMITED</w:t>
+              <w:t>MOXIE POWER GENERATION LIMITED</w:t>
             </w:r>
           </w:p>
         </w:tc>
@@ -421,7 +421,7 @@
                 <w:b w:val="0"/>
                 <w:sz w:val="23"/>
               </w:rPr>
-              <w:t>25/04/2025</w:t>
+              <w:t>01/07/2025</w:t>
             </w:r>
           </w:p>
         </w:tc>
@@ -472,7 +472,7 @@
                 <w:b w:val="0"/>
                 <w:sz w:val="23"/>
               </w:rPr>
-              <w:t>MP POWER TRANSMISSION PACKAGE-II LIMITED</w:t>
+              <w:t>BHAGALPUR WASTE WATER LIMITED</w:t>
             </w:r>
           </w:p>
         </w:tc>
@@ -491,7 +491,7 @@
                 <w:b w:val="0"/>
                 <w:sz w:val="23"/>
               </w:rPr>
-              <w:t>22/06/2024</w:t>
+              <w:t>25/04/2025</w:t>
             </w:r>
           </w:p>
         </w:tc>
@@ -752,6 +752,76 @@
                 <w:b w:val="0"/>
                 <w:sz w:val="23"/>
               </w:rPr>
+              <w:t>KAMUTHI SOLAR POWER LIMITED</w:t>
+            </w:r>
+          </w:p>
+        </w:tc>
+        <w:tc>
+          <w:tcPr>
+            <w:tcW w:type="dxa" w:w="2610"/>
+          </w:tcPr>
+          <w:p>
+            <w:pPr>
+              <w:spacing w:after="0"/>
+              <w:jc w:val="center"/>
+            </w:pPr>
+            <w:r>
+              <w:rPr>
+                <w:rFonts w:ascii="Adani" w:hAnsi="Adani" w:eastAsia="Adani" w:cs="Adani"/>
+                <w:b w:val="0"/>
+                <w:sz w:val="23"/>
+              </w:rPr>
+              <w:t>27/02/2023</w:t>
+            </w:r>
+          </w:p>
+        </w:tc>
+        <w:tc>
+          <w:tcPr>
+            <w:tcW w:type="dxa" w:w="2250"/>
+          </w:tcPr>
+          <w:p>
+            <w:pPr>
+              <w:spacing w:after="0"/>
+              <w:jc w:val="center"/>
+            </w:pPr>
+          </w:p>
+        </w:tc>
+      </w:tr>
+      <w:tr>
+        <w:tc>
+          <w:tcPr>
+            <w:tcW w:type="dxa" w:w="636"/>
+          </w:tcPr>
+          <w:p>
+            <w:pPr>
+              <w:spacing w:after="0"/>
+              <w:ind w:left="360"/>
+            </w:pPr>
+            <w:r>
+              <w:rPr>
+                <w:rFonts w:ascii="Adani" w:hAnsi="Adani" w:eastAsia="Adani" w:cs="Adani"/>
+                <w:b w:val="0"/>
+                <w:sz w:val="23"/>
+              </w:rPr>
+              <w:t>8</w:t>
+            </w:r>
+          </w:p>
+        </w:tc>
+        <w:tc>
+          <w:tcPr>
+            <w:tcW w:type="dxa" w:w="3864"/>
+          </w:tcPr>
+          <w:p>
+            <w:pPr>
+              <w:spacing w:after="0"/>
+              <w:jc w:val="both"/>
+            </w:pPr>
+            <w:r>
+              <w:rPr>
+                <w:rFonts w:ascii="Adani" w:hAnsi="Adani" w:eastAsia="Adani" w:cs="Adani"/>
+                <w:b w:val="0"/>
+                <w:sz w:val="23"/>
+              </w:rPr>
               <w:t>ADANI GANGAVARAM PORT LIMITED</w:t>
             </w:r>
           </w:p>
@@ -803,7 +873,7 @@
                 <w:b w:val="0"/>
                 <w:sz w:val="23"/>
               </w:rPr>
-              <w:t>8</w:t>
+              <w:t>9</w:t>
             </w:r>
           </w:p>
         </w:tc>
@@ -873,7 +943,7 @@
                 <w:b w:val="0"/>
                 <w:sz w:val="23"/>
               </w:rPr>
-              <w:t>9</w:t>
+              <w:t>10</w:t>
             </w:r>
           </w:p>
         </w:tc>
@@ -912,76 +982,6 @@
                 <w:sz w:val="23"/>
               </w:rPr>
               <w:t>30/01/2023</w:t>
-            </w:r>
-          </w:p>
-        </w:tc>
-        <w:tc>
-          <w:tcPr>
-            <w:tcW w:type="dxa" w:w="2250"/>
-          </w:tcPr>
-          <w:p>
-            <w:pPr>
-              <w:spacing w:after="0"/>
-              <w:jc w:val="center"/>
-            </w:pPr>
-          </w:p>
-        </w:tc>
-      </w:tr>
-      <w:tr>
-        <w:tc>
-          <w:tcPr>
-            <w:tcW w:type="dxa" w:w="636"/>
-          </w:tcPr>
-          <w:p>
-            <w:pPr>
-              <w:spacing w:after="0"/>
-              <w:ind w:left="360"/>
-            </w:pPr>
-            <w:r>
-              <w:rPr>
-                <w:rFonts w:ascii="Adani" w:hAnsi="Adani" w:eastAsia="Adani" w:cs="Adani"/>
-                <w:b w:val="0"/>
-                <w:sz w:val="23"/>
-              </w:rPr>
-              <w:t>10</w:t>
-            </w:r>
-          </w:p>
-        </w:tc>
-        <w:tc>
-          <w:tcPr>
-            <w:tcW w:type="dxa" w:w="3864"/>
-          </w:tcPr>
-          <w:p>
-            <w:pPr>
-              <w:spacing w:after="0"/>
-              <w:jc w:val="both"/>
-            </w:pPr>
-            <w:r>
-              <w:rPr>
-                <w:rFonts w:ascii="Adani" w:hAnsi="Adani" w:eastAsia="Adani" w:cs="Adani"/>
-                <w:b w:val="0"/>
-                <w:sz w:val="23"/>
-              </w:rPr>
-              <w:t>MUNDRA SOLAR ENERGY LIMITED</w:t>
-            </w:r>
-          </w:p>
-        </w:tc>
-        <w:tc>
-          <w:tcPr>
-            <w:tcW w:type="dxa" w:w="2610"/>
-          </w:tcPr>
-          <w:p>
-            <w:pPr>
-              <w:spacing w:after="0"/>
-              <w:jc w:val="center"/>
-            </w:pPr>
-            <w:r>
-              <w:rPr>
-                <w:rFonts w:ascii="Adani" w:hAnsi="Adani" w:eastAsia="Adani" w:cs="Adani"/>
-                <w:b w:val="0"/>
-                <w:sz w:val="23"/>
-              </w:rPr>
-              <w:t>03/01/2023</w:t>
             </w:r>
           </w:p>
         </w:tc>
@@ -1237,7 +1237,7 @@
           <w:b w:val="0"/>
           <w:sz w:val="23"/>
         </w:rPr>
-        <w:t xml:space="preserve">Date: 07th May, 2026</w:t>
+        <w:t xml:space="preserve">Date: 15th May, 2026</w:t>
         <w:tab/>
       </w:r>
     </w:p>

--- a/Backend/Director_Disclosure/Output_Disclosures/2024-25/KARAIKAL_PORT_PRIVATE_LIMITED/DIR-8/DIR8_DIPTI_SHAH_00071429.docx
+++ b/Backend/Director_Disclosure/Output_Disclosures/2024-25/KARAIKAL_PORT_PRIVATE_LIMITED/DIR-8/DIR8_DIPTI_SHAH_00071429.docx
@@ -402,6 +402,76 @@
                 <w:b w:val="0"/>
                 <w:sz w:val="23"/>
               </w:rPr>
+              <w:t>KANPUR FERTILIZERS &amp; CHEMICALS LIMITED</w:t>
+            </w:r>
+          </w:p>
+        </w:tc>
+        <w:tc>
+          <w:tcPr>
+            <w:tcW w:type="dxa" w:w="2610"/>
+          </w:tcPr>
+          <w:p>
+            <w:pPr>
+              <w:spacing w:after="0"/>
+              <w:jc w:val="center"/>
+            </w:pPr>
+            <w:r>
+              <w:rPr>
+                <w:rFonts w:ascii="Adani" w:hAnsi="Adani" w:eastAsia="Adani" w:cs="Adani"/>
+                <w:b w:val="0"/>
+                <w:sz w:val="23"/>
+              </w:rPr>
+              <w:t>22/05/2026</w:t>
+            </w:r>
+          </w:p>
+        </w:tc>
+        <w:tc>
+          <w:tcPr>
+            <w:tcW w:type="dxa" w:w="2250"/>
+          </w:tcPr>
+          <w:p>
+            <w:pPr>
+              <w:spacing w:after="0"/>
+              <w:jc w:val="center"/>
+            </w:pPr>
+          </w:p>
+        </w:tc>
+      </w:tr>
+      <w:tr>
+        <w:tc>
+          <w:tcPr>
+            <w:tcW w:type="dxa" w:w="636"/>
+          </w:tcPr>
+          <w:p>
+            <w:pPr>
+              <w:spacing w:after="0"/>
+              <w:ind w:left="360"/>
+            </w:pPr>
+            <w:r>
+              <w:rPr>
+                <w:rFonts w:ascii="Adani" w:hAnsi="Adani" w:eastAsia="Adani" w:cs="Adani"/>
+                <w:b w:val="0"/>
+                <w:sz w:val="23"/>
+              </w:rPr>
+              <w:t>3</w:t>
+            </w:r>
+          </w:p>
+        </w:tc>
+        <w:tc>
+          <w:tcPr>
+            <w:tcW w:type="dxa" w:w="3864"/>
+          </w:tcPr>
+          <w:p>
+            <w:pPr>
+              <w:spacing w:after="0"/>
+              <w:jc w:val="both"/>
+            </w:pPr>
+            <w:r>
+              <w:rPr>
+                <w:rFonts w:ascii="Adani" w:hAnsi="Adani" w:eastAsia="Adani" w:cs="Adani"/>
+                <w:b w:val="0"/>
+                <w:sz w:val="23"/>
+              </w:rPr>
               <w:t>MOXIE POWER GENERATION LIMITED</w:t>
             </w:r>
           </w:p>
@@ -453,7 +523,7 @@
                 <w:b w:val="0"/>
                 <w:sz w:val="23"/>
               </w:rPr>
-              <w:t>3</w:t>
+              <w:t>4</w:t>
             </w:r>
           </w:p>
         </w:tc>
@@ -523,76 +593,6 @@
                 <w:b w:val="0"/>
                 <w:sz w:val="23"/>
               </w:rPr>
-              <w:t>4</w:t>
-            </w:r>
-          </w:p>
-        </w:tc>
-        <w:tc>
-          <w:tcPr>
-            <w:tcW w:type="dxa" w:w="3864"/>
-          </w:tcPr>
-          <w:p>
-            <w:pPr>
-              <w:spacing w:after="0"/>
-              <w:jc w:val="both"/>
-            </w:pPr>
-            <w:r>
-              <w:rPr>
-                <w:rFonts w:ascii="Adani" w:hAnsi="Adani" w:eastAsia="Adani" w:cs="Adani"/>
-                <w:b w:val="0"/>
-                <w:sz w:val="23"/>
-              </w:rPr>
-              <w:t>ADANI AGRI FRESH LIMITED</w:t>
-            </w:r>
-          </w:p>
-        </w:tc>
-        <w:tc>
-          <w:tcPr>
-            <w:tcW w:type="dxa" w:w="2610"/>
-          </w:tcPr>
-          <w:p>
-            <w:pPr>
-              <w:spacing w:after="0"/>
-              <w:jc w:val="center"/>
-            </w:pPr>
-            <w:r>
-              <w:rPr>
-                <w:rFonts w:ascii="Adani" w:hAnsi="Adani" w:eastAsia="Adani" w:cs="Adani"/>
-                <w:b w:val="0"/>
-                <w:sz w:val="23"/>
-              </w:rPr>
-              <w:t>21/11/2023</w:t>
-            </w:r>
-          </w:p>
-        </w:tc>
-        <w:tc>
-          <w:tcPr>
-            <w:tcW w:type="dxa" w:w="2250"/>
-          </w:tcPr>
-          <w:p>
-            <w:pPr>
-              <w:spacing w:after="0"/>
-              <w:jc w:val="center"/>
-            </w:pPr>
-          </w:p>
-        </w:tc>
-      </w:tr>
-      <w:tr>
-        <w:tc>
-          <w:tcPr>
-            <w:tcW w:type="dxa" w:w="636"/>
-          </w:tcPr>
-          <w:p>
-            <w:pPr>
-              <w:spacing w:after="0"/>
-              <w:ind w:left="360"/>
-            </w:pPr>
-            <w:r>
-              <w:rPr>
-                <w:rFonts w:ascii="Adani" w:hAnsi="Adani" w:eastAsia="Adani" w:cs="Adani"/>
-                <w:b w:val="0"/>
-                <w:sz w:val="23"/>
-              </w:rPr>
               <w:t>5</w:t>
             </w:r>
           </w:p>
@@ -631,7 +631,7 @@
                 <w:b w:val="0"/>
                 <w:sz w:val="23"/>
               </w:rPr>
-              <w:t>31/10/2023</w:t>
+              <w:t>21/06/2024</w:t>
             </w:r>
           </w:p>
         </w:tc>
@@ -682,7 +682,7 @@
                 <w:b w:val="0"/>
                 <w:sz w:val="23"/>
               </w:rPr>
-              <w:t>ADANI BUNKERING LIMITED</w:t>
+              <w:t>ADANI AGRI FRESH LIMITED</w:t>
             </w:r>
           </w:p>
         </w:tc>
@@ -701,7 +701,7 @@
                 <w:b w:val="0"/>
                 <w:sz w:val="23"/>
               </w:rPr>
-              <w:t>19/08/2023</w:t>
+              <w:t>21/06/2024</w:t>
             </w:r>
           </w:p>
         </w:tc>
@@ -752,7 +752,7 @@
                 <w:b w:val="0"/>
                 <w:sz w:val="23"/>
               </w:rPr>
-              <w:t>KAMUTHI SOLAR POWER LIMITED</w:t>
+              <w:t>ADANI BUNKERING LIMITED</w:t>
             </w:r>
           </w:p>
         </w:tc>
@@ -771,7 +771,7 @@
                 <w:b w:val="0"/>
                 <w:sz w:val="23"/>
               </w:rPr>
-              <w:t>27/02/2023</w:t>
+              <w:t>19/06/2024</w:t>
             </w:r>
           </w:p>
         </w:tc>
@@ -892,76 +892,6 @@
                 <w:b w:val="0"/>
                 <w:sz w:val="23"/>
               </w:rPr>
-              <w:t>ADANI GREEN ENERGY (TAMILNADU) LIMITED</w:t>
-            </w:r>
-          </w:p>
-        </w:tc>
-        <w:tc>
-          <w:tcPr>
-            <w:tcW w:type="dxa" w:w="2610"/>
-          </w:tcPr>
-          <w:p>
-            <w:pPr>
-              <w:spacing w:after="0"/>
-              <w:jc w:val="center"/>
-            </w:pPr>
-            <w:r>
-              <w:rPr>
-                <w:rFonts w:ascii="Adani" w:hAnsi="Adani" w:eastAsia="Adani" w:cs="Adani"/>
-                <w:b w:val="0"/>
-                <w:sz w:val="23"/>
-              </w:rPr>
-              <w:t>01/02/2023</w:t>
-            </w:r>
-          </w:p>
-        </w:tc>
-        <w:tc>
-          <w:tcPr>
-            <w:tcW w:type="dxa" w:w="2250"/>
-          </w:tcPr>
-          <w:p>
-            <w:pPr>
-              <w:spacing w:after="0"/>
-              <w:jc w:val="center"/>
-            </w:pPr>
-          </w:p>
-        </w:tc>
-      </w:tr>
-      <w:tr>
-        <w:tc>
-          <w:tcPr>
-            <w:tcW w:type="dxa" w:w="636"/>
-          </w:tcPr>
-          <w:p>
-            <w:pPr>
-              <w:spacing w:after="0"/>
-              <w:ind w:left="360"/>
-            </w:pPr>
-            <w:r>
-              <w:rPr>
-                <w:rFonts w:ascii="Adani" w:hAnsi="Adani" w:eastAsia="Adani" w:cs="Adani"/>
-                <w:b w:val="0"/>
-                <w:sz w:val="23"/>
-              </w:rPr>
-              <w:t>10</w:t>
-            </w:r>
-          </w:p>
-        </w:tc>
-        <w:tc>
-          <w:tcPr>
-            <w:tcW w:type="dxa" w:w="3864"/>
-          </w:tcPr>
-          <w:p>
-            <w:pPr>
-              <w:spacing w:after="0"/>
-              <w:jc w:val="both"/>
-            </w:pPr>
-            <w:r>
-              <w:rPr>
-                <w:rFonts w:ascii="Adani" w:hAnsi="Adani" w:eastAsia="Adani" w:cs="Adani"/>
-                <w:b w:val="0"/>
-                <w:sz w:val="23"/>
-              </w:rPr>
               <w:t>MUNDRA LPG TERMINAL PRIVATE LIMITED</w:t>
             </w:r>
           </w:p>
@@ -1013,77 +943,7 @@
                 <w:b w:val="0"/>
                 <w:sz w:val="23"/>
               </w:rPr>
-              <w:t>11</w:t>
-            </w:r>
-          </w:p>
-        </w:tc>
-        <w:tc>
-          <w:tcPr>
-            <w:tcW w:type="dxa" w:w="3864"/>
-          </w:tcPr>
-          <w:p>
-            <w:pPr>
-              <w:spacing w:after="0"/>
-              <w:jc w:val="both"/>
-            </w:pPr>
-            <w:r>
-              <w:rPr>
-                <w:rFonts w:ascii="Adani" w:hAnsi="Adani" w:eastAsia="Adani" w:cs="Adani"/>
-                <w:b w:val="0"/>
-                <w:sz w:val="23"/>
-              </w:rPr>
-              <w:t>SURYA VIDYUT LIMITED</w:t>
-            </w:r>
-          </w:p>
-        </w:tc>
-        <w:tc>
-          <w:tcPr>
-            <w:tcW w:type="dxa" w:w="2610"/>
-          </w:tcPr>
-          <w:p>
-            <w:pPr>
-              <w:spacing w:after="0"/>
-              <w:jc w:val="center"/>
-            </w:pPr>
-            <w:r>
-              <w:rPr>
-                <w:rFonts w:ascii="Adani" w:hAnsi="Adani" w:eastAsia="Adani" w:cs="Adani"/>
-                <w:b w:val="0"/>
-                <w:sz w:val="23"/>
-              </w:rPr>
-              <w:t>08/09/2022</w:t>
-            </w:r>
-          </w:p>
-        </w:tc>
-        <w:tc>
-          <w:tcPr>
-            <w:tcW w:type="dxa" w:w="2250"/>
-          </w:tcPr>
-          <w:p>
-            <w:pPr>
-              <w:spacing w:after="0"/>
-              <w:jc w:val="center"/>
-            </w:pPr>
-          </w:p>
-        </w:tc>
-      </w:tr>
-      <w:tr>
-        <w:tc>
-          <w:tcPr>
-            <w:tcW w:type="dxa" w:w="636"/>
-          </w:tcPr>
-          <w:p>
-            <w:pPr>
-              <w:spacing w:after="0"/>
-              <w:ind w:left="360"/>
-            </w:pPr>
-            <w:r>
-              <w:rPr>
-                <w:rFonts w:ascii="Adani" w:hAnsi="Adani" w:eastAsia="Adani" w:cs="Adani"/>
-                <w:b w:val="0"/>
-                <w:sz w:val="23"/>
-              </w:rPr>
-              <w:t>12</w:t>
+              <w:t>10</w:t>
             </w:r>
           </w:p>
         </w:tc>
@@ -1237,7 +1097,7 @@
           <w:b w:val="0"/>
           <w:sz w:val="23"/>
         </w:rPr>
-        <w:t xml:space="preserve">Date: 15th May, 2026</w:t>
+        <w:t xml:space="preserve">Date: 08th June, 2026</w:t>
         <w:tab/>
       </w:r>
     </w:p>
